--- a/uploads/Proposta/PropostaRECEPCIONISTAS_E-COMMERCE BRASIL_.docx
+++ b/uploads/Proposta/PropostaRECEPCIONISTAS_E-COMMERCE BRASIL_.docx
@@ -564,7 +564,7 @@
                 <w:szCs w:val="24"/>
                 <w:u w:val="single"/>
               </w:rPr>
-              <w:t xml:space="preserve">30/07/2026 ATÉ: 31/07/2026</w:t>
+              <w:t xml:space="preserve">31/07/2026 ATÉ: 31/07/2026</w:t>
             </w:r>
           </w:p>
         </w:tc>
@@ -944,7 +944,7 @@
           <w:sz w:val="24"/>
           <w:szCs w:val="24"/>
         </w:rPr>
-        <w:t xml:space="preserve">• 3 Coordenador De Staff, 3 Diária(s), de: 28/07/2026 até: 30/07/2026</w:t>
+        <w:t xml:space="preserve">• 1 Coordenador De Staff, (1), 4 Diária(s), de: 27/07/2026 até: 30/07/2026</w:t>
       </w:r>
     </w:p>
     <w:p>
@@ -964,7 +964,107 @@
           <w:sz w:val="24"/>
           <w:szCs w:val="24"/>
         </w:rPr>
-        <w:t xml:space="preserve">• 33 Recepcionista Mono, 3 Diária(s), de: 28/07/2026 até: 30/07/2026</w:t>
+        <w:t xml:space="preserve">• 1 Recepcionista Mono, (INFO), 3 Diária(s), de: 28/07/2026 até: 30/07/2026</w:t>
+      </w:r>
+    </w:p>
+    <w:p>
+      <w:pPr>
+        <w:pStyle w:val="PargrafodaLista"/>
+        <w:spacing w:line="285" w:lineRule="atLeast"/>
+        <w:ind w:left="0"/>
+        <w:rPr>
+          <w:rFonts w:ascii="Abel" w:hAnsi="Abel"/>
+          <w:sz w:val="24"/>
+          <w:szCs w:val="24"/>
+        </w:rPr>
+      </w:pPr>
+      <w:r>
+        <w:rPr>
+          <w:rFonts w:ascii="Abel" w:hAnsi="Abel"/>
+          <w:sz w:val="24"/>
+          <w:szCs w:val="24"/>
+        </w:rPr>
+        <w:t xml:space="preserve">• 4 Recepcionista Mono, (PALCO SOLUÇÕES), 2 Diária(s), de: 29/07/2026 até: 30/07/2026</w:t>
+      </w:r>
+    </w:p>
+    <w:p>
+      <w:pPr>
+        <w:pStyle w:val="PargrafodaLista"/>
+        <w:spacing w:line="285" w:lineRule="atLeast"/>
+        <w:ind w:left="0"/>
+        <w:rPr>
+          <w:rFonts w:ascii="Abel" w:hAnsi="Abel"/>
+          <w:sz w:val="24"/>
+          <w:szCs w:val="24"/>
+        </w:rPr>
+      </w:pPr>
+      <w:r>
+        <w:rPr>
+          <w:rFonts w:ascii="Abel" w:hAnsi="Abel"/>
+          <w:sz w:val="24"/>
+          <w:szCs w:val="24"/>
+        </w:rPr>
+        <w:t xml:space="preserve">• 2 Coordenador De Staff, 4 Diária(s), de: 27/07/2026 até: 30/07/2026</w:t>
+      </w:r>
+    </w:p>
+    <w:p>
+      <w:pPr>
+        <w:pStyle w:val="PargrafodaLista"/>
+        <w:spacing w:line="285" w:lineRule="atLeast"/>
+        <w:ind w:left="0"/>
+        <w:rPr>
+          <w:rFonts w:ascii="Abel" w:hAnsi="Abel"/>
+          <w:sz w:val="24"/>
+          <w:szCs w:val="24"/>
+        </w:rPr>
+      </w:pPr>
+      <w:r>
+        <w:rPr>
+          <w:rFonts w:ascii="Abel" w:hAnsi="Abel"/>
+          <w:sz w:val="24"/>
+          <w:szCs w:val="24"/>
+        </w:rPr>
+        <w:t xml:space="preserve">• 60 Recepcionista Mono, 3 Diária(s), de: 28/07/2026 até: 30/07/2026</w:t>
+      </w:r>
+    </w:p>
+    <w:p>
+      <w:pPr>
+        <w:pStyle w:val="PargrafodaLista"/>
+        <w:spacing w:line="285" w:lineRule="atLeast"/>
+        <w:ind w:left="0"/>
+        <w:rPr>
+          <w:rFonts w:ascii="Abel" w:hAnsi="Abel"/>
+          <w:sz w:val="24"/>
+          <w:szCs w:val="24"/>
+        </w:rPr>
+      </w:pPr>
+      <w:r>
+        <w:rPr>
+          <w:rFonts w:ascii="Abel" w:hAnsi="Abel"/>
+          <w:sz w:val="24"/>
+          <w:szCs w:val="24"/>
+        </w:rPr>
+        <w:t xml:space="preserve">• 1 Recepcionista BilíNgue, (VISITA GUIADA), 1 Diária(s), de: 28/07/2026 até: 28/07/2026</w:t>
+      </w:r>
+    </w:p>
+    <w:p>
+      <w:pPr>
+        <w:pStyle w:val="PargrafodaLista"/>
+        <w:spacing w:line="285" w:lineRule="atLeast"/>
+        <w:ind w:left="0"/>
+        <w:rPr>
+          <w:rFonts w:ascii="Abel" w:hAnsi="Abel"/>
+          <w:sz w:val="24"/>
+          <w:szCs w:val="24"/>
+        </w:rPr>
+      </w:pPr>
+      <w:r>
+        <w:rPr>
+          <w:rFonts w:ascii="Abel" w:hAnsi="Abel"/>
+          <w:sz w:val="24"/>
+          <w:szCs w:val="24"/>
+        </w:rPr>
+        <w:t xml:space="preserve">• 3 Recepcionista Mono, (VOLANTES), 3 Diária(s), de: 28/07/2026 até: 30/07/2026</w:t>
       </w:r>
     </w:p>
     <w:p>
@@ -1239,7 +1339,7 @@
           <w:sz w:val="24"/>
           <w:szCs w:val="24"/>
         </w:rPr>
-        <w:t xml:space="preserve">R$ 91.800,00</w:t>
+        <w:t xml:space="preserve">R$ 183.530,36</w:t>
       </w:r>
       <w:r>
         <w:rPr>
@@ -1418,7 +1518,7 @@
           <w:i/>
           <w:iCs/>
         </w:rPr>
-        <w:t xml:space="preserve">22/07/2026</w:t>
+        <w:t xml:space="preserve">27/07/2026</w:t>
       </w:r>
     </w:p>
     <w:p>
